--- a/word_reports/위치_496_Milli Vanili (밀리 바닐리)_Baby Don't Forget My Number.docx
+++ b/word_reports/위치_496_Milli Vanili (밀리 바닐리)_Baby Don't Forget My Number.docx
@@ -32,7 +32,7 @@
     </w:p>
     <w:p>
       <w:pPr>
-        <w:spacing w:line="324" w:lineRule="auto" w:before="80" w:after="160"/>
+        <w:spacing w:line="324" w:lineRule="auto" w:before="80" w:after="120"/>
       </w:pPr>
       <w:r>
         <w:rPr w:rFonts="맑은 고딕">
@@ -42,13 +42,6 @@
           <w:sz w:val="22"/>
         </w:rPr>
         <w:t xml:space="preserve">[음반 소개] </w:t>
-      </w:r>
-      <w:r>
-        <w:rPr w:rFonts="맑은 고딕">
-          <w:rFonts w:ascii="맑은 고딕" w:hAnsi="맑은 고딕" w:eastAsia="맑은 고딕"/>
-          <w:b w:val="0"/>
-          <w:sz w:val="21"/>
-        </w:rPr>
       </w:r>
     </w:p>
     <w:p>
@@ -61,7 +54,20 @@
           <w:b w:val="0"/>
           <w:sz w:val="21"/>
         </w:rPr>
-        <w:t>1980년대 후반의 찬란했던 팝의 황금기를 논할 때, 대중의 심장을 가장 뜨겁고 경쾌하게 뛰게 했던 리듬의 정점에 이 음반이 존재합니다. 프로듀서 프랑크 파리안(Frank Farian)의 정교한 스튜디오 미학 위에 구축된 중독적인 베이스 라인과 감각적인 멜로디는 당대 유로 댄스와 아메리칸 R&amp;B 팝의 가장 매혹적인 결합을 선보였습니다. 비록 세월의 격랑 속에 드라마틱한 음악사적 비극을 품게 되었으나, 바이닐에 아로새겨진 그 시절의 찬란한 그루브와 대중을 사로잡았던 멜로디의 마력만큼은 오늘날에도 변함없이 빛을 발합니다. 이 음반은 그 시대 청춘들이 온몸으로 호흡했던 화려함과 그 이면에 깃든 아련한 낭만을 고스란히 간직한 하나의 빛나는 팝의 기념비입니다.</w:t>
+        <w:t>1989년 빌보드 핫 100 1위를 차지하며 전 세계를 뒤흔든 팝 역사상 가장 화려하고도 드라마틱한 듀오, 밀리 바닐리(Milli Vanilli)의 초대형 히트 앨범입니다. 롭 필라투스와 팹 모르반의 세련된 비주얼과 프로듀서 프랑크 파리안의 천재적인 팝 센스가 결합하여 탄생시킨 80년대 팝 음악의 기념비적 작품입니다.</w:t>
+      </w:r>
+    </w:p>
+    <w:p>
+      <w:pPr>
+        <w:spacing w:line="324" w:lineRule="auto" w:after="120"/>
+      </w:pPr>
+      <w:r>
+        <w:rPr w:rFonts="맑은 고딕">
+          <w:rFonts w:ascii="맑은 고딕" w:hAnsi="맑은 고딕" w:eastAsia="맑은 고딕"/>
+          <w:b w:val="0"/>
+          <w:sz w:val="21"/>
+        </w:rPr>
+        <w:t>비록 후일 립싱크 파문으로 그래미 신인상을 반납하는 비운의 팝스캔들을 겪었으나, 음반 자체에 수록된 음악적 완성도와 멜로디의 마력만큼은 시대를 초월해 지금까지도 대중음악 평론가들 사이에서 최고 수준의 팝 댄스 명작으로 인정받고 있습니다. 매혹적인 비트와 유려한 신디사이저, 귀에 착 감기는 멜로디는 80년대 말의 낭만과 활기를 완벽하게 대변합니다.</w:t>
       </w:r>
     </w:p>
     <w:p>
@@ -168,7 +174,7 @@
           <w:b w:val="0"/>
           <w:sz w:val="21"/>
         </w:rPr>
-        <w:t>1988년 유럽 선발매에 이어 1989년 전 세계를 강타한 싱글 및 앨범으로, 한사(Hansa)와 아리스타(Arista) 레코드를 통해 발매되어 전 세계 댄스 플로어를 점령한 기념비적 역작입니다.</w:t>
+        <w:t>1988년 Arista 레코드 발매, 미국 빌보드 싱글 차트 1위 기록</w:t>
       </w:r>
     </w:p>
     <w:p>
@@ -199,7 +205,7 @@
           <w:b w:val="0"/>
           <w:sz w:val="21"/>
         </w:rPr>
-        <w:t>미국 빌보드 핫 100(Hot 100) 차트 1위에 오르며 전 세계 차트 정상을 석권하였고, 이 곡이 수록된 정규 음반은 미국 내에서만 600만 장 이상의 판매고(6× 플래티넘)를 기록하며 폭발적인 상업적 성공을 거두었습니다.</w:t>
+        <w:t>미국 600만 장(6x 플래티넘) 이상, 전 세계 수천만 장의 판매고를 기록한 메가 히트작</w:t>
       </w:r>
     </w:p>
     <w:p>
@@ -230,7 +236,7 @@
           <w:b w:val="0"/>
           <w:sz w:val="21"/>
         </w:rPr>
-        <w:t>1989년 빌보드 연말 차트 상위권 랭크, 아메리칸 뮤직 어워드(AMA) 다관왕 달성 등 대중음악계의 센세이션을 일으켰으며, 후일의 논란에도 불구하고 팝 음악사의 가장 화려한 순간을 상징하는 곡으로 평가받고 있습니다.</w:t>
+        <w:t>1990년 제32회 그래미 어워드 최우수 신인상 수상(이후 반납) 및 아메리칸 뮤직 어워드 다수 수상</w:t>
       </w:r>
     </w:p>
     <w:p>
@@ -275,7 +281,7 @@
           <w:b w:val="0"/>
           <w:sz w:val="21"/>
         </w:rPr>
-        <w:t>독일 (결성지: 독일 뮌헨)</w:t>
+        <w:t>독일 / 프랑스 (유럽 연합)</w:t>
       </w:r>
     </w:p>
     <w:p>
@@ -306,7 +312,7 @@
           <w:b w:val="0"/>
           <w:sz w:val="21"/>
         </w:rPr>
-        <w:t>1988년 결성 (롭 필라투스: 1965~1998 / 팹 모르반: 1966~현재)</w:t>
+        <w:t>1988년 결성</w:t>
       </w:r>
     </w:p>
     <w:p>
@@ -337,7 +343,7 @@
           <w:b w:val="0"/>
           <w:sz w:val="21"/>
         </w:rPr>
-        <w:t>팝 / 댄스 듀오</w:t>
+        <w:t>팝/댄스 듀오</w:t>
       </w:r>
     </w:p>
     <w:p>
@@ -368,7 +374,7 @@
           <w:b w:val="0"/>
           <w:sz w:val="21"/>
         </w:rPr>
-        <w:t>압도적인 비주얼과 화려한 퍼포먼스로 전 세계적인 신드롬을 일으키며 80년대 후반 MTV 시대를 상징하는 아이콘으로 군림했습니다. 화려했던 영광과 팝 역사상 가장 충격적인 논란의 중심을 모두 관통하며, 대중음악 산업의 명암과 본질에 대한 깊은 사유를 남긴 비운의 아티스트입니다.</w:t>
+        <w:t>파격적인 스타일과 완벽한 팝 댄스 사운드로 80년대 후반 전 세계 팝계를 뒤흔든 전설적인 듀오입니다.</w:t>
       </w:r>
     </w:p>
     <w:p>
@@ -413,7 +419,7 @@
           <w:b w:val="0"/>
           <w:sz w:val="21"/>
         </w:rPr>
-        <w:t>유로 댄스 팝의 세련된 프로덕션과 뉴 잭 스윙 태동기의 리듬 감각이 완벽하게 융화된 80년대 말 팝 사운드의 정수입니다. 귀에 감기는 브라스 편곡과 탄탄한 리듬 섹션은 당시 팝 필드가 도달했던 상업적 세련미의 정점을 웅변하며, 90년대 댄스 팝으로 넘어가는 가교 역할을 충실히 해냈습니다.</w:t>
+        <w:t>80년대 후반 유로 팝과 미국식 R&amp;B 댄스가 어떻게 결합하여 상업적 정점을 찍었는지 보여주는 최고의 표본입니다.</w:t>
       </w:r>
     </w:p>
     <w:p>
@@ -444,7 +450,7 @@
           <w:b w:val="0"/>
           <w:sz w:val="21"/>
         </w:rPr>
-        <w:t>카세트 테이프와 붐박스, 그리고 네온사인이 일렁이던 1980년대 말 대도시의 밤거리를 그대로 소환하는 앨범입니다. 경쾌한 리듬 뒤편으로 스며 나오는 특유의 멜랑콜리는, 세기말을 앞두고 눈부시게 타올랐던 청춘들의 해맑은 환희와 덧없는 순수함을 고스란히 담아내고 있습니다.</w:t>
+        <w:t>MTV 시대를 관통하며 대중문화의 아이콘으로 군림했던 그 시절 청춘들의 열정과 아련한 비하인드 스토리가 공존합니다.</w:t>
       </w:r>
     </w:p>
     <w:p>
@@ -489,7 +495,7 @@
           <w:b w:val="0"/>
           <w:sz w:val="21"/>
         </w:rPr>
-        <w:t>표제작 'Baby Don't Forget My Number'는 묵직하면서도 탄력적인 베이스 그루브와 감미로운 훅(Hook)이 절묘하게 교차하며 듣는 이를 단숨에 매료시킵니다. 인상적인 스포큰 워드 인트로와 함께 전개되는 브라스 루프, 정교하게 계산된 코러스 화음은 서정적인 팝 멜로디의 정수를 보여줍니다.</w:t>
+        <w:t>빌보드 1위곡 'Baby Don't Forget My Number'의 세련된 베이스와 중독적인 훅</w:t>
       </w:r>
     </w:p>
     <w:p>
@@ -520,7 +526,7 @@
           <w:b w:val="0"/>
           <w:sz w:val="21"/>
         </w:rPr>
-        <w:t>디지털 음원에서 느끼기 어려운 12인치 바이닐 특유의 두툼하고 깊이 있는 저역대를 감상하는 것이 핵심입니다. 진공관 앰프를 통해 재생될 때 특유의 신디사이저 텍스처가 따뜻하게 풀려나며, 턴테이블의 바늘이 굵은 그루브를 긁고 지나갈 때 뿜어져 나오는 킥 드럼의 펀치력은 리스닝 룸 전체를 80년대의 황홀한 댄스 플로어로 탈바꿈시킵니다.</w:t>
+        <w:t>아날로그 LP로 들을 때 드러나는 특유의 두툼하고 탄력 있는 베이스와 화려한 신스 사운드가 진공관 앰프를 통해 풍성하게 펼쳐집니다.</w:t>
       </w:r>
     </w:p>
     <w:p>
@@ -551,7 +557,7 @@
           <w:b w:val="0"/>
           <w:sz w:val="21"/>
         </w:rPr>
-        <w:t>팝 음악사의 가장 뜨거운 논쟁거리이자 화려했던 시대의 상징이라는 점에서 대중문화사적으로 대체 불가능한 소장 가치를 지닙니다. 특히 원판 바이닐이 품고 있는 아날로그 사운드의 풍성함은 아날로그 컬렉터들에게 시대를 초월한 낭만과 특별한 심미적 만족감을 선사합니다.</w:t>
+        <w:t>팝 음악사의 가장 극적인 순간을 증언하는 음반이자 음악 자체의 완성도로도 결코 놓칠 수 없는 명반입니다.</w:t>
       </w:r>
     </w:p>
     <w:p>
@@ -565,7 +571,7 @@
           <w:color w:val="4338CA"/>
           <w:sz w:val="21"/>
         </w:rPr>
-        <w:t>이 음반을 통해 화려했던 80년대의 눈부신 리듬과 그 이면에 서린 아련한 시대의 노스탤지어가 전해주는 감동을 다시 한번 경험해 보시는 것은 어떨까요?</w:t>
+        <w:t>이 음반을 통해 아날로그 턴테이블이 전해주는 찬란했던 80년대 팝의 감동을 다시 한번 경험해 보시는 것은 어떨까요?</w:t>
       </w:r>
     </w:p>
     <w:sectPr>

--- a/word_reports/위치_496_Milli Vanili (밀리 바닐리)_Baby Don't Forget My Number.docx
+++ b/word_reports/위치_496_Milli Vanili (밀리 바닐리)_Baby Don't Forget My Number.docx
@@ -54,7 +54,7 @@
           <w:b w:val="0"/>
           <w:sz w:val="21"/>
         </w:rPr>
-        <w:t>1989년 빌보드 핫 100 1위를 차지하며 전 세계를 뒤흔든 팝 역사상 가장 화려하고도 드라마틱한 듀오, 밀리 바닐리(Milli Vanilli)의 초대형 히트 앨범입니다. 롭 필라투스와 팹 모르반의 세련된 비주얼과 프로듀서 프랑크 파리안의 천재적인 팝 센스가 결합하여 탄생시킨 80년대 팝 음악의 기념비적 작품입니다.</w:t>
+        <w:t>1980년대 후반 전 세계 팝 음악계의 지형도를 단숨에 뒤흔들며 화려하게 등장했던 밀리 바닐리(Milli Vanilli)의 기념비적인 댄스 팝 명작입니다. 유럽 디스코 씬의 거장 프로듀서 프랑크 파리안(Frank Farian)의 정교하고 감각적인 프로듀싱과 롭 필라투스, 팹 모르반의 압도적인 시각적 매력이 결합하여 탄생한 이 음반은, 발매와 동시에 미국 빌보드 핫 100 정상을 정복하며 MTV 시대를 상징하는 찬란한 아이콘으로 군림했습니다. 경쾌하게 요동치는 베이스라인과 중독성 넘치는 멜로디의 훅은 당대 대중들이 갈망하던 세련된 도회적 낭만과 댄스 플로어의 열기를 완벽하게 직조해낸 결과물이었습니다.</w:t>
       </w:r>
     </w:p>
     <w:p>
@@ -67,7 +67,20 @@
           <w:b w:val="0"/>
           <w:sz w:val="21"/>
         </w:rPr>
-        <w:t>비록 후일 립싱크 파문으로 그래미 신인상을 반납하는 비운의 팝스캔들을 겪었으나, 음반 자체에 수록된 음악적 완성도와 멜로디의 마력만큼은 시대를 초월해 지금까지도 대중음악 평론가들 사이에서 최고 수준의 팝 댄스 명작으로 인정받고 있습니다. 매혹적인 비트와 유려한 신디사이저, 귀에 착 감기는 멜로디는 80년대 말의 낭만과 활기를 완벽하게 대변합니다.</w:t>
+        <w:t>당대 대중음악사에서 본 작은 팝 역사상 가장 화려하면서도 비극적인 드라마를 품고 있는 독보적인 작품입니다. 훗날 밝혀진 세기의 립싱크 파문과 그래미 신인상 반납이라는 전무후무한 스캔들의 소용돌이에 휘말렸으나, 그러한 논란의 장막 너머에 존재하는 음악 자체의 완성도는 당대 유로 팝과 미국식 알앤비 댄스가 도달할 수 있었던 상업적·예술적 절정을 여실히 입증합니다. 스튜디오 세션 보컬리스트들의 탄탄하고 소울풀한 가창력, 한 치의 오차도 없이 맞물려 돌아가는 아날로그 신디사이저 편곡은 단순한 기획 상품을 넘어선 시대의 탁월한 음악적 유산임을 증명하고 있습니다.</w:t>
+      </w:r>
+    </w:p>
+    <w:p>
+      <w:pPr>
+        <w:spacing w:line="324" w:lineRule="auto" w:after="120"/>
+      </w:pPr>
+      <w:r>
+        <w:rPr w:rFonts="맑은 고딕">
+          <w:rFonts w:ascii="맑은 고딕" w:hAnsi="맑은 고딕" w:eastAsia="맑은 고딕"/>
+          <w:b w:val="0"/>
+          <w:sz w:val="21"/>
+        </w:rPr>
+        <w:t>세월이 흘러 디지털 음원이 범람하는 오늘날에도 《Baby Don't Forget My Number》의 검은 바이닐 그루브가 회전할 때 뿜어져 나오는 생명력은 결코 빛바래지 않는 온기를 전합니다. 화려했던 80년대 말의 공기와 청춘들의 순수했던 열정, 그리고 팝 음악 비즈니스의 빛과 그림자를 고스란히 간직한 채 턴테이블 바늘을 타고 흐르는 묵직한 아날로그 사운드는, 단순한 유행가를 넘어 지나간 시대의 찬란한 단면을 회고하게 만드는 각별한 울림을 선사합니다.</w:t>
       </w:r>
     </w:p>
     <w:p>
@@ -174,7 +187,7 @@
           <w:b w:val="0"/>
           <w:sz w:val="21"/>
         </w:rPr>
-        <w:t>1988년 Arista 레코드 발매, 미국 빌보드 싱글 차트 1위 기록</w:t>
+        <w:t>1988년 Arista 레코드 발매, 미국 빌보드 핫 100 1위를 기록한 글로벌 히트 앨범</w:t>
       </w:r>
     </w:p>
     <w:p>
@@ -205,7 +218,7 @@
           <w:b w:val="0"/>
           <w:sz w:val="21"/>
         </w:rPr>
-        <w:t>미국 600만 장(6x 플래티넘) 이상, 전 세계 수천만 장의 판매고를 기록한 메가 히트작</w:t>
+        <w:t>미국 내 600만 장 이상(6x 플래티넘) 판매, 전 세계 수천만 장의 판매고를 기록한 메가 히트작</w:t>
       </w:r>
     </w:p>
     <w:p>
@@ -236,7 +249,7 @@
           <w:b w:val="0"/>
           <w:sz w:val="21"/>
         </w:rPr>
-        <w:t>1990년 제32회 그래미 어워드 최우수 신인상 수상(이후 반납) 및 아메리칸 뮤직 어워드 다수 수상</w:t>
+        <w:t>제32회 그래미 어워드 최우수 신인상 수상(이후 반납) 및 아메리칸 뮤직 어워드 다수 석권</w:t>
       </w:r>
     </w:p>
     <w:p>
@@ -374,7 +387,7 @@
           <w:b w:val="0"/>
           <w:sz w:val="21"/>
         </w:rPr>
-        <w:t>파격적인 스타일과 완벽한 팝 댄스 사운드로 80년대 후반 전 세계 팝계를 뒤흔든 전설적인 듀오입니다.</w:t>
+        <w:t>감각적인 스타일과 유로 댄스 비트로 80년대 후반 팝 음악계의 판도를 바꾼 전설의 프로젝트 듀오입니다.</w:t>
       </w:r>
     </w:p>
     <w:p>
@@ -419,7 +432,7 @@
           <w:b w:val="0"/>
           <w:sz w:val="21"/>
         </w:rPr>
-        <w:t>80년대 후반 유로 팝과 미국식 R&amp;B 댄스가 어떻게 결합하여 상업적 정점을 찍었는지 보여주는 최고의 표본입니다.</w:t>
+        <w:t>MTV 시각 문화와 유로 댄스 음악이 결합하여 전 세계 팝 차트를 정복한 상업적 정점의 모델입니다.</w:t>
       </w:r>
     </w:p>
     <w:p>
@@ -450,7 +463,7 @@
           <w:b w:val="0"/>
           <w:sz w:val="21"/>
         </w:rPr>
-        <w:t>MTV 시대를 관통하며 대중문화의 아이콘으로 군림했던 그 시절 청춘들의 열정과 아련한 비하인드 스토리가 공존합니다.</w:t>
+        <w:t>화려했던 80년대 말 팝 음악의 황금기와 쇼비즈니스의 이면을 동시에 간직한 시대의 타임캡슐입니다.</w:t>
       </w:r>
     </w:p>
     <w:p>
@@ -495,7 +508,7 @@
           <w:b w:val="0"/>
           <w:sz w:val="21"/>
         </w:rPr>
-        <w:t>빌보드 1위곡 'Baby Don't Forget My Number'의 세련된 베이스와 중독적인 훅</w:t>
+        <w:t>빌보드 1위곡 'Baby Don't Forget My Number'의 세련된 베이스라인과 중독적인 코러스의 매력</w:t>
       </w:r>
     </w:p>
     <w:p>
@@ -526,7 +539,7 @@
           <w:b w:val="0"/>
           <w:sz w:val="21"/>
         </w:rPr>
-        <w:t>아날로그 LP로 들을 때 드러나는 특유의 두툼하고 탄력 있는 베이스와 화려한 신스 사운드가 진공관 앰프를 통해 풍성하게 펼쳐집니다.</w:t>
+        <w:t>LP 그루브 깊숙한 곳에서 울려 퍼지는 두툼하고 탄력적인 베이스와 신스 사운드가 진공관 오디오의 배음과 만나 깊은 현장감을 재현합니다.</w:t>
       </w:r>
     </w:p>
     <w:p>
@@ -557,7 +570,7 @@
           <w:b w:val="0"/>
           <w:sz w:val="21"/>
         </w:rPr>
-        <w:t>팝 음악사의 가장 극적인 순간을 증언하는 음반이자 음악 자체의 완성도로도 결코 놓칠 수 없는 명반입니다.</w:t>
+        <w:t>대중음악사의 가장 극적인 사건을 증언하는 상징적인 명반이자 오리지널 아날로그 사운드의 진수를 담은 필청 바이닐입니다.</w:t>
       </w:r>
     </w:p>
     <w:p>
